--- a/part1/ep04_Un_petit_budget.docx
+++ b/part1/ep04_Un_petit_budget.docx
@@ -8299,7 +8299,7 @@
           <w:color w:val="7A1F3D"/>
           <w:sz w:val="20"/>
         </w:rPr>
-        <w:t>▶ 다음 화 예고 — 제5화 « L'histoire d'une étiquette » : 이제는 말을 놓은 사이. 앙투안이 와인 라벨 읽는 법을 알려 주고, 그 안에 숨은 자기 고향 이야기를 꺼낸다.</w:t>
+        <w:t>다음 화 예고 — 제5화 « L'histoire d'une étiquette » : 이제는 말을 놓은 사이. 앙투안이 와인 라벨 읽는 법을 알려 주고, 그 안에 숨은 자기 고향 이야기를 꺼낸다.</w:t>
       </w:r>
     </w:p>
     <w:sectPr>
